--- a/Actividad 1 - Grupo G.docx
+++ b/Actividad 1 - Grupo G.docx
@@ -305,8 +305,8 @@
         <w:tblLook w:val="04a0" w:noVBand="1" w:noHBand="0" w:lastColumn="0" w:firstColumn="1" w:lastRow="0" w:firstRow="1"/>
       </w:tblPr>
       <w:tblGrid>
-        <w:gridCol w:w="992"/>
-        <w:gridCol w:w="7219"/>
+        <w:gridCol w:w="991"/>
+        <w:gridCol w:w="7220"/>
       </w:tblGrid>
       <w:tr>
         <w:trPr>
@@ -314,7 +314,7 @@
         </w:trPr>
         <w:tc>
           <w:tcPr>
-            <w:tcW w:w="992" w:type="dxa"/>
+            <w:tcW w:w="991" w:type="dxa"/>
             <w:tcBorders>
               <w:top w:val="nil"/>
               <w:start w:val="nil"/>
@@ -328,6 +328,7 @@
             <w:pPr>
               <w:pStyle w:val="Normal"/>
               <w:widowControl/>
+              <w:suppressAutoHyphens w:val="true"/>
               <w:spacing w:before="0" w:after="0"/>
               <w:jc w:val="center"/>
               <w:rPr>
@@ -354,7 +355,7 @@
         </w:tc>
         <w:tc>
           <w:tcPr>
-            <w:tcW w:w="7219" w:type="dxa"/>
+            <w:tcW w:w="7220" w:type="dxa"/>
             <w:tcBorders>
               <w:top w:val="nil"/>
               <w:start w:val="nil"/>
@@ -368,6 +369,7 @@
             <w:pPr>
               <w:pStyle w:val="Normal"/>
               <w:widowControl/>
+              <w:suppressAutoHyphens w:val="true"/>
               <w:spacing w:before="0" w:after="0"/>
               <w:jc w:val="center"/>
               <w:rPr>
@@ -399,7 +401,7 @@
         </w:trPr>
         <w:tc>
           <w:tcPr>
-            <w:tcW w:w="992" w:type="dxa"/>
+            <w:tcW w:w="991" w:type="dxa"/>
             <w:tcBorders>
               <w:top w:val="nil"/>
               <w:start w:val="nil"/>
@@ -413,6 +415,7 @@
             <w:pPr>
               <w:pStyle w:val="Normal"/>
               <w:widowControl/>
+              <w:suppressAutoHyphens w:val="true"/>
               <w:spacing w:before="0" w:after="0"/>
               <w:jc w:val="center"/>
               <w:rPr>
@@ -436,7 +439,7 @@
         </w:tc>
         <w:tc>
           <w:tcPr>
-            <w:tcW w:w="7219" w:type="dxa"/>
+            <w:tcW w:w="7220" w:type="dxa"/>
             <w:tcBorders>
               <w:top w:val="nil"/>
               <w:start w:val="single" w:sz="4" w:space="0" w:color="0098CD"/>
@@ -449,6 +452,7 @@
             <w:pPr>
               <w:pStyle w:val="Normal"/>
               <w:widowControl/>
+              <w:suppressAutoHyphens w:val="true"/>
               <w:spacing w:before="0" w:after="0"/>
               <w:jc w:val="center"/>
               <w:rPr>
@@ -498,7 +502,7 @@
         </w:trPr>
         <w:tc>
           <w:tcPr>
-            <w:tcW w:w="992" w:type="dxa"/>
+            <w:tcW w:w="991" w:type="dxa"/>
             <w:tcBorders>
               <w:top w:val="nil"/>
               <w:start w:val="nil"/>
@@ -512,6 +516,7 @@
             <w:pPr>
               <w:pStyle w:val="Normal"/>
               <w:widowControl/>
+              <w:suppressAutoHyphens w:val="true"/>
               <w:spacing w:before="0" w:after="0"/>
               <w:jc w:val="center"/>
               <w:rPr>
@@ -535,7 +540,7 @@
         </w:tc>
         <w:tc>
           <w:tcPr>
-            <w:tcW w:w="7219" w:type="dxa"/>
+            <w:tcW w:w="7220" w:type="dxa"/>
             <w:tcBorders>
               <w:top w:val="nil"/>
               <w:start w:val="single" w:sz="4" w:space="0" w:color="0098CD"/>
@@ -548,6 +553,7 @@
             <w:pPr>
               <w:pStyle w:val="Normal"/>
               <w:widowControl/>
+              <w:suppressAutoHyphens w:val="true"/>
               <w:spacing w:before="0" w:after="0"/>
               <w:jc w:val="center"/>
               <w:rPr>
@@ -1011,8 +1017,8 @@
       </w:tblPr>
       <w:tblGrid>
         <w:gridCol w:w="1134"/>
-        <w:gridCol w:w="1559"/>
-        <w:gridCol w:w="5527"/>
+        <w:gridCol w:w="1558"/>
+        <w:gridCol w:w="5528"/>
       </w:tblGrid>
       <w:tr>
         <w:trPr>
@@ -1034,6 +1040,7 @@
             <w:pPr>
               <w:pStyle w:val="Normal"/>
               <w:widowControl/>
+              <w:suppressAutoHyphens w:val="true"/>
               <w:spacing w:before="0" w:after="0"/>
               <w:jc w:val="center"/>
               <w:rPr>
@@ -1060,7 +1067,7 @@
         </w:tc>
         <w:tc>
           <w:tcPr>
-            <w:tcW w:w="1559" w:type="dxa"/>
+            <w:tcW w:w="1558" w:type="dxa"/>
             <w:tcBorders>
               <w:top w:val="nil"/>
               <w:start w:val="nil"/>
@@ -1074,6 +1081,7 @@
             <w:pPr>
               <w:pStyle w:val="Normal"/>
               <w:widowControl/>
+              <w:suppressAutoHyphens w:val="true"/>
               <w:spacing w:before="0" w:after="0"/>
               <w:jc w:val="center"/>
               <w:rPr>
@@ -1100,7 +1108,7 @@
         </w:tc>
         <w:tc>
           <w:tcPr>
-            <w:tcW w:w="5527" w:type="dxa"/>
+            <w:tcW w:w="5528" w:type="dxa"/>
             <w:tcBorders>
               <w:top w:val="nil"/>
               <w:start w:val="nil"/>
@@ -1114,6 +1122,7 @@
             <w:pPr>
               <w:pStyle w:val="Normal"/>
               <w:widowControl/>
+              <w:suppressAutoHyphens w:val="true"/>
               <w:spacing w:before="0" w:after="0"/>
               <w:jc w:val="center"/>
               <w:rPr>
@@ -1159,6 +1168,7 @@
             <w:pPr>
               <w:pStyle w:val="Normal"/>
               <w:widowControl/>
+              <w:suppressAutoHyphens w:val="true"/>
               <w:spacing w:before="0" w:after="0"/>
               <w:jc w:val="center"/>
               <w:rPr>
@@ -1181,7 +1191,7 @@
         </w:tc>
         <w:tc>
           <w:tcPr>
-            <w:tcW w:w="1559" w:type="dxa"/>
+            <w:tcW w:w="1558" w:type="dxa"/>
             <w:tcBorders>
               <w:top w:val="nil"/>
               <w:start w:val="single" w:sz="4" w:space="0" w:color="0098CD"/>
@@ -1194,6 +1204,7 @@
             <w:pPr>
               <w:pStyle w:val="Normal"/>
               <w:widowControl/>
+              <w:suppressAutoHyphens w:val="true"/>
               <w:spacing w:before="0" w:after="0"/>
               <w:jc w:val="center"/>
               <w:rPr>
@@ -1216,7 +1227,7 @@
         </w:tc>
         <w:tc>
           <w:tcPr>
-            <w:tcW w:w="5527" w:type="dxa"/>
+            <w:tcW w:w="5528" w:type="dxa"/>
             <w:tcBorders>
               <w:top w:val="nil"/>
               <w:start w:val="single" w:sz="4" w:space="0" w:color="0098CD"/>
@@ -1229,6 +1240,7 @@
             <w:pPr>
               <w:pStyle w:val="Normal"/>
               <w:widowControl/>
+              <w:suppressAutoHyphens w:val="true"/>
               <w:spacing w:before="0" w:after="0"/>
               <w:jc w:val="center"/>
               <w:rPr>
@@ -1291,6 +1303,7 @@
             <w:pPr>
               <w:pStyle w:val="Normal"/>
               <w:widowControl/>
+              <w:suppressAutoHyphens w:val="true"/>
               <w:spacing w:before="0" w:after="0"/>
               <w:jc w:val="center"/>
               <w:rPr>
@@ -1313,7 +1326,7 @@
         </w:tc>
         <w:tc>
           <w:tcPr>
-            <w:tcW w:w="1559" w:type="dxa"/>
+            <w:tcW w:w="1558" w:type="dxa"/>
             <w:tcBorders>
               <w:top w:val="nil"/>
               <w:start w:val="single" w:sz="4" w:space="0" w:color="0098CD"/>
@@ -1326,6 +1339,7 @@
             <w:pPr>
               <w:pStyle w:val="Normal"/>
               <w:widowControl/>
+              <w:suppressAutoHyphens w:val="true"/>
               <w:spacing w:before="0" w:after="0"/>
               <w:jc w:val="center"/>
               <w:rPr>
@@ -1348,7 +1362,7 @@
         </w:tc>
         <w:tc>
           <w:tcPr>
-            <w:tcW w:w="5527" w:type="dxa"/>
+            <w:tcW w:w="5528" w:type="dxa"/>
             <w:tcBorders>
               <w:top w:val="nil"/>
               <w:start w:val="single" w:sz="4" w:space="0" w:color="0098CD"/>
@@ -1361,6 +1375,7 @@
             <w:pPr>
               <w:pStyle w:val="Normal"/>
               <w:widowControl/>
+              <w:suppressAutoHyphens w:val="true"/>
               <w:spacing w:before="0" w:after="0"/>
               <w:jc w:val="center"/>
               <w:rPr>
@@ -1506,6 +1521,7 @@
             <w:pPr>
               <w:pStyle w:val="Normal"/>
               <w:widowControl/>
+              <w:suppressAutoHyphens w:val="true"/>
               <w:spacing w:before="0" w:after="0"/>
               <w:jc w:val="center"/>
               <w:rPr>
@@ -1528,7 +1544,7 @@
         </w:tc>
         <w:tc>
           <w:tcPr>
-            <w:tcW w:w="1559" w:type="dxa"/>
+            <w:tcW w:w="1558" w:type="dxa"/>
             <w:tcBorders>
               <w:top w:val="nil"/>
               <w:start w:val="single" w:sz="4" w:space="0" w:color="0098CD"/>
@@ -1541,6 +1557,7 @@
             <w:pPr>
               <w:pStyle w:val="Normal"/>
               <w:widowControl/>
+              <w:suppressAutoHyphens w:val="true"/>
               <w:spacing w:before="0" w:after="0"/>
               <w:jc w:val="center"/>
               <w:rPr>
@@ -1563,7 +1580,7 @@
         </w:tc>
         <w:tc>
           <w:tcPr>
-            <w:tcW w:w="5527" w:type="dxa"/>
+            <w:tcW w:w="5528" w:type="dxa"/>
             <w:tcBorders>
               <w:top w:val="nil"/>
               <w:start w:val="single" w:sz="4" w:space="0" w:color="0098CD"/>
@@ -1576,6 +1593,7 @@
             <w:pPr>
               <w:pStyle w:val="Normal"/>
               <w:widowControl/>
+              <w:suppressAutoHyphens w:val="true"/>
               <w:spacing w:before="0" w:after="0"/>
               <w:jc w:val="center"/>
               <w:rPr>
@@ -1843,6 +1861,7 @@
             <w:pPr>
               <w:pStyle w:val="Normal"/>
               <w:widowControl/>
+              <w:suppressAutoHyphens w:val="true"/>
               <w:spacing w:before="0" w:after="0"/>
               <w:jc w:val="center"/>
               <w:rPr>
@@ -1865,7 +1884,7 @@
         </w:tc>
         <w:tc>
           <w:tcPr>
-            <w:tcW w:w="1559" w:type="dxa"/>
+            <w:tcW w:w="1558" w:type="dxa"/>
             <w:tcBorders>
               <w:top w:val="nil"/>
               <w:start w:val="single" w:sz="4" w:space="0" w:color="0098CD"/>
@@ -1878,6 +1897,7 @@
             <w:pPr>
               <w:pStyle w:val="Normal"/>
               <w:widowControl/>
+              <w:suppressAutoHyphens w:val="true"/>
               <w:spacing w:before="0" w:after="0"/>
               <w:jc w:val="center"/>
               <w:rPr>
@@ -1900,7 +1920,7 @@
         </w:tc>
         <w:tc>
           <w:tcPr>
-            <w:tcW w:w="5527" w:type="dxa"/>
+            <w:tcW w:w="5528" w:type="dxa"/>
             <w:tcBorders>
               <w:top w:val="nil"/>
               <w:start w:val="single" w:sz="4" w:space="0" w:color="0098CD"/>
@@ -1913,6 +1933,7 @@
             <w:pPr>
               <w:pStyle w:val="Normal"/>
               <w:widowControl/>
+              <w:suppressAutoHyphens w:val="true"/>
               <w:spacing w:before="0" w:after="0"/>
               <w:jc w:val="center"/>
               <w:rPr>
@@ -2139,6 +2160,7 @@
             <w:pPr>
               <w:pStyle w:val="Normal"/>
               <w:widowControl/>
+              <w:suppressAutoHyphens w:val="true"/>
               <w:spacing w:before="0" w:after="0"/>
               <w:jc w:val="center"/>
               <w:rPr>
@@ -2161,7 +2183,7 @@
         </w:tc>
         <w:tc>
           <w:tcPr>
-            <w:tcW w:w="1559" w:type="dxa"/>
+            <w:tcW w:w="1558" w:type="dxa"/>
             <w:tcBorders>
               <w:top w:val="single" w:sz="4" w:space="0" w:color="0070C0"/>
               <w:start w:val="single" w:sz="4" w:space="0" w:color="0098CD"/>
@@ -2174,6 +2196,7 @@
             <w:pPr>
               <w:pStyle w:val="Normal"/>
               <w:widowControl/>
+              <w:suppressAutoHyphens w:val="true"/>
               <w:spacing w:before="0" w:after="0"/>
               <w:jc w:val="center"/>
               <w:rPr>
@@ -2196,7 +2219,7 @@
         </w:tc>
         <w:tc>
           <w:tcPr>
-            <w:tcW w:w="5527" w:type="dxa"/>
+            <w:tcW w:w="5528" w:type="dxa"/>
             <w:tcBorders>
               <w:top w:val="single" w:sz="4" w:space="0" w:color="0070C0"/>
               <w:start w:val="single" w:sz="4" w:space="0" w:color="0098CD"/>
@@ -2209,6 +2232,7 @@
             <w:pPr>
               <w:pStyle w:val="Normal"/>
               <w:widowControl/>
+              <w:suppressAutoHyphens w:val="true"/>
               <w:spacing w:before="0" w:after="0"/>
               <w:jc w:val="center"/>
               <w:rPr>
@@ -2353,6 +2377,7 @@
             <w:pPr>
               <w:pStyle w:val="Normal"/>
               <w:widowControl/>
+              <w:suppressAutoHyphens w:val="true"/>
               <w:spacing w:before="0" w:after="0"/>
               <w:jc w:val="center"/>
               <w:rPr>
@@ -2375,7 +2400,7 @@
         </w:tc>
         <w:tc>
           <w:tcPr>
-            <w:tcW w:w="1559" w:type="dxa"/>
+            <w:tcW w:w="1558" w:type="dxa"/>
             <w:tcBorders>
               <w:top w:val="nil"/>
               <w:start w:val="single" w:sz="4" w:space="0" w:color="0098CD"/>
@@ -2388,6 +2413,7 @@
             <w:pPr>
               <w:pStyle w:val="Normal"/>
               <w:widowControl/>
+              <w:suppressAutoHyphens w:val="true"/>
               <w:spacing w:before="0" w:after="0"/>
               <w:jc w:val="center"/>
               <w:rPr>
@@ -2410,7 +2436,7 @@
         </w:tc>
         <w:tc>
           <w:tcPr>
-            <w:tcW w:w="5527" w:type="dxa"/>
+            <w:tcW w:w="5528" w:type="dxa"/>
             <w:tcBorders>
               <w:top w:val="nil"/>
               <w:start w:val="single" w:sz="4" w:space="0" w:color="0098CD"/>
@@ -2423,6 +2449,7 @@
             <w:pPr>
               <w:pStyle w:val="Normal"/>
               <w:widowControl/>
+              <w:suppressAutoHyphens w:val="true"/>
               <w:spacing w:before="0" w:after="0"/>
               <w:jc w:val="center"/>
               <w:rPr>
@@ -2526,6 +2553,7 @@
             <w:pPr>
               <w:pStyle w:val="Normal"/>
               <w:widowControl/>
+              <w:suppressAutoHyphens w:val="true"/>
               <w:spacing w:before="0" w:after="0"/>
               <w:jc w:val="center"/>
               <w:rPr>
@@ -2548,7 +2576,7 @@
         </w:tc>
         <w:tc>
           <w:tcPr>
-            <w:tcW w:w="1559" w:type="dxa"/>
+            <w:tcW w:w="1558" w:type="dxa"/>
             <w:tcBorders>
               <w:top w:val="nil"/>
               <w:start w:val="single" w:sz="4" w:space="0" w:color="0098CD"/>
@@ -2561,6 +2589,7 @@
             <w:pPr>
               <w:pStyle w:val="Normal"/>
               <w:widowControl/>
+              <w:suppressAutoHyphens w:val="true"/>
               <w:spacing w:before="0" w:after="0"/>
               <w:jc w:val="center"/>
               <w:rPr>
@@ -2583,7 +2612,7 @@
         </w:tc>
         <w:tc>
           <w:tcPr>
-            <w:tcW w:w="5527" w:type="dxa"/>
+            <w:tcW w:w="5528" w:type="dxa"/>
             <w:tcBorders>
               <w:top w:val="nil"/>
               <w:start w:val="single" w:sz="4" w:space="0" w:color="0098CD"/>
@@ -2596,6 +2625,7 @@
             <w:pPr>
               <w:pStyle w:val="Normal"/>
               <w:widowControl/>
+              <w:suppressAutoHyphens w:val="true"/>
               <w:spacing w:before="0" w:after="0"/>
               <w:jc w:val="center"/>
               <w:rPr>
@@ -3607,6 +3637,7 @@
           <w:ilvl w:val="0"/>
           <w:numId w:val="0"/>
         </w:numPr>
+        <w:ind w:hanging="0" w:start="0"/>
         <w:rPr/>
       </w:pPr>
       <w:r>
@@ -3694,6 +3725,7 @@
           <w:ilvl w:val="0"/>
           <w:numId w:val="0"/>
         </w:numPr>
+        <w:ind w:hanging="0" w:start="0"/>
         <w:rPr/>
       </w:pPr>
       <w:r>
@@ -4181,6 +4213,7 @@
           <w:rFonts w:ascii="system-ui;apple-system;blinkmacsystemfont;Segoe UI;helvetica;arial;sans-serif;Apple Color Emoji;Segoe UI Emoji;Segoe UI Symbol" w:hAnsi="system-ui;apple-system;blinkmacsystemfont;Segoe UI;helvetica;arial;sans-serif;Apple Color Emoji;Segoe UI Emoji;Segoe UI Symbol"/>
           <w:b/>
           <w:i w:val="false"/>
+          <w:i w:val="false"/>
           <w:caps w:val="false"/>
           <w:smallCaps w:val="false"/>
           <w:color w:val="000000"/>
@@ -4196,7 +4229,23 @@
         </w:rPr>
       </w:pPr>
       <w:r>
-        <w:rPr/>
+        <w:rPr>
+          <w:rFonts w:ascii="system-ui;apple-system;blinkmacsystemfont;Segoe UI;helvetica;arial;sans-serif;Apple Color Emoji;Segoe UI Emoji;Segoe UI Symbol" w:hAnsi="system-ui;apple-system;blinkmacsystemfont;Segoe UI;helvetica;arial;sans-serif;Apple Color Emoji;Segoe UI Emoji;Segoe UI Symbol"/>
+          <w:b/>
+          <w:i w:val="false"/>
+          <w:caps w:val="false"/>
+          <w:smallCaps w:val="false"/>
+          <w:color w:val="000000"/>
+          <w:spacing w:val="0"/>
+          <w:sz w:val="21"/>
+          <w14:textFill>
+            <w14:solidFill>
+              <w14:srgbClr w14:val="000000">
+                <w14:alpha w14:val="13000"/>
+              </w14:srgbClr>
+            </w14:solidFill>
+          </w14:textFill>
+        </w:rPr>
       </w:r>
     </w:p>
     <w:p>
@@ -4270,6 +4319,7 @@
           <w:rFonts w:ascii="system-ui;apple-system;blinkmacsystemfont;Segoe UI;helvetica;arial;sans-serif;Apple Color Emoji;Segoe UI Emoji;Segoe UI Symbol" w:hAnsi="system-ui;apple-system;blinkmacsystemfont;Segoe UI;helvetica;arial;sans-serif;Apple Color Emoji;Segoe UI Emoji;Segoe UI Symbol"/>
           <w:b/>
           <w:i w:val="false"/>
+          <w:i w:val="false"/>
           <w:caps w:val="false"/>
           <w:smallCaps w:val="false"/>
           <w:color w:val="000000"/>
@@ -4285,7 +4335,23 @@
         </w:rPr>
       </w:pPr>
       <w:r>
-        <w:rPr/>
+        <w:rPr>
+          <w:rFonts w:ascii="system-ui;apple-system;blinkmacsystemfont;Segoe UI;helvetica;arial;sans-serif;Apple Color Emoji;Segoe UI Emoji;Segoe UI Symbol" w:hAnsi="system-ui;apple-system;blinkmacsystemfont;Segoe UI;helvetica;arial;sans-serif;Apple Color Emoji;Segoe UI Emoji;Segoe UI Symbol"/>
+          <w:b/>
+          <w:i w:val="false"/>
+          <w:caps w:val="false"/>
+          <w:smallCaps w:val="false"/>
+          <w:color w:val="000000"/>
+          <w:spacing w:val="0"/>
+          <w:sz w:val="21"/>
+          <w14:textFill>
+            <w14:solidFill>
+              <w14:srgbClr w14:val="000000">
+                <w14:alpha w14:val="13000"/>
+              </w14:srgbClr>
+            </w14:solidFill>
+          </w14:textFill>
+        </w:rPr>
       </w:r>
     </w:p>
     <w:p>
@@ -4359,6 +4425,7 @@
           <w:rFonts w:ascii="system-ui;apple-system;blinkmacsystemfont;Segoe UI;helvetica;arial;sans-serif;Apple Color Emoji;Segoe UI Emoji;Segoe UI Symbol" w:hAnsi="system-ui;apple-system;blinkmacsystemfont;Segoe UI;helvetica;arial;sans-serif;Apple Color Emoji;Segoe UI Emoji;Segoe UI Symbol"/>
           <w:b/>
           <w:i w:val="false"/>
+          <w:i w:val="false"/>
           <w:caps w:val="false"/>
           <w:smallCaps w:val="false"/>
           <w:color w:val="000000"/>
@@ -4374,7 +4441,23 @@
         </w:rPr>
       </w:pPr>
       <w:r>
-        <w:rPr/>
+        <w:rPr>
+          <w:rFonts w:ascii="system-ui;apple-system;blinkmacsystemfont;Segoe UI;helvetica;arial;sans-serif;Apple Color Emoji;Segoe UI Emoji;Segoe UI Symbol" w:hAnsi="system-ui;apple-system;blinkmacsystemfont;Segoe UI;helvetica;arial;sans-serif;Apple Color Emoji;Segoe UI Emoji;Segoe UI Symbol"/>
+          <w:b/>
+          <w:i w:val="false"/>
+          <w:caps w:val="false"/>
+          <w:smallCaps w:val="false"/>
+          <w:color w:val="000000"/>
+          <w:spacing w:val="0"/>
+          <w:sz w:val="21"/>
+          <w14:textFill>
+            <w14:solidFill>
+              <w14:srgbClr w14:val="000000">
+                <w14:alpha w14:val="13000"/>
+              </w14:srgbClr>
+            </w14:solidFill>
+          </w14:textFill>
+        </w:rPr>
       </w:r>
     </w:p>
     <w:p>
@@ -4448,6 +4531,7 @@
           <w:rFonts w:ascii="system-ui;apple-system;blinkmacsystemfont;Segoe UI;helvetica;arial;sans-serif;Apple Color Emoji;Segoe UI Emoji;Segoe UI Symbol" w:hAnsi="system-ui;apple-system;blinkmacsystemfont;Segoe UI;helvetica;arial;sans-serif;Apple Color Emoji;Segoe UI Emoji;Segoe UI Symbol"/>
           <w:b/>
           <w:i w:val="false"/>
+          <w:i w:val="false"/>
           <w:caps w:val="false"/>
           <w:smallCaps w:val="false"/>
           <w:color w:val="000000"/>
@@ -4463,7 +4547,23 @@
         </w:rPr>
       </w:pPr>
       <w:r>
-        <w:rPr/>
+        <w:rPr>
+          <w:rFonts w:ascii="system-ui;apple-system;blinkmacsystemfont;Segoe UI;helvetica;arial;sans-serif;Apple Color Emoji;Segoe UI Emoji;Segoe UI Symbol" w:hAnsi="system-ui;apple-system;blinkmacsystemfont;Segoe UI;helvetica;arial;sans-serif;Apple Color Emoji;Segoe UI Emoji;Segoe UI Symbol"/>
+          <w:b/>
+          <w:i w:val="false"/>
+          <w:caps w:val="false"/>
+          <w:smallCaps w:val="false"/>
+          <w:color w:val="000000"/>
+          <w:spacing w:val="0"/>
+          <w:sz w:val="21"/>
+          <w14:textFill>
+            <w14:solidFill>
+              <w14:srgbClr w14:val="000000">
+                <w14:alpha w14:val="13000"/>
+              </w14:srgbClr>
+            </w14:solidFill>
+          </w14:textFill>
+        </w:rPr>
       </w:r>
     </w:p>
     <w:p>
@@ -4578,6 +4678,7 @@
           <w:rFonts w:ascii="system-ui;apple-system;blinkmacsystemfont;Segoe UI;helvetica;arial;sans-serif;Apple Color Emoji;Segoe UI Emoji;Segoe UI Symbol" w:hAnsi="system-ui;apple-system;blinkmacsystemfont;Segoe UI;helvetica;arial;sans-serif;Apple Color Emoji;Segoe UI Emoji;Segoe UI Symbol"/>
           <w:b/>
           <w:i w:val="false"/>
+          <w:i w:val="false"/>
           <w:caps w:val="false"/>
           <w:smallCaps w:val="false"/>
           <w:color w:val="000000"/>
@@ -4593,7 +4694,23 @@
         </w:rPr>
       </w:pPr>
       <w:r>
-        <w:rPr/>
+        <w:rPr>
+          <w:rFonts w:ascii="system-ui;apple-system;blinkmacsystemfont;Segoe UI;helvetica;arial;sans-serif;Apple Color Emoji;Segoe UI Emoji;Segoe UI Symbol" w:hAnsi="system-ui;apple-system;blinkmacsystemfont;Segoe UI;helvetica;arial;sans-serif;Apple Color Emoji;Segoe UI Emoji;Segoe UI Symbol"/>
+          <w:b/>
+          <w:i w:val="false"/>
+          <w:caps w:val="false"/>
+          <w:smallCaps w:val="false"/>
+          <w:color w:val="000000"/>
+          <w:spacing w:val="0"/>
+          <w:sz w:val="21"/>
+          <w14:textFill>
+            <w14:solidFill>
+              <w14:srgbClr w14:val="000000">
+                <w14:alpha w14:val="13000"/>
+              </w14:srgbClr>
+            </w14:solidFill>
+          </w14:textFill>
+        </w:rPr>
       </w:r>
     </w:p>
     <w:p>
@@ -4669,6 +4786,7 @@
           <w:ilvl w:val="0"/>
           <w:numId w:val="0"/>
         </w:numPr>
+        <w:ind w:hanging="0" w:start="0"/>
         <w:rPr/>
       </w:pPr>
       <w:r>
@@ -4682,6 +4800,7 @@
           <w:ilvl w:val="0"/>
           <w:numId w:val="0"/>
         </w:numPr>
+        <w:ind w:hanging="0" w:start="0"/>
         <w:rPr/>
       </w:pPr>
       <w:r>
@@ -4975,6 +5094,7 @@
           <w:ilvl w:val="0"/>
           <w:numId w:val="0"/>
         </w:numPr>
+        <w:ind w:hanging="0" w:start="0"/>
         <w:rPr/>
       </w:pPr>
       <w:r>
@@ -5510,7 +5630,7 @@
                               <w:rFonts w:cs="UnitOT-Light"/>
                               <w:color w:themeColor="background1" w:val="FFFFFF"/>
                             </w:rPr>
-                            <w:t>5</w:t>
+                            <w:t>13</w:t>
                           </w:r>
                           <w:r>
                             <w:rPr>
@@ -5586,7 +5706,7 @@
                         <w:rFonts w:cs="UnitOT-Light"/>
                         <w:color w:themeColor="background1" w:val="FFFFFF"/>
                       </w:rPr>
-                      <w:t>5</w:t>
+                      <w:t>13</w:t>
                     </w:r>
                     <w:r>
                       <w:rPr>
@@ -5608,13 +5728,13 @@
       <mc:AlternateContent>
         <mc:Choice Requires="wps">
           <w:drawing>
-            <wp:anchor behindDoc="1" distT="8890" distB="9525" distL="10160" distR="9525" simplePos="0" locked="0" layoutInCell="1" allowOverlap="1" relativeHeight="53" wp14:anchorId="3678BC1E">
+            <wp:anchor behindDoc="1" distT="0" distB="0" distL="0" distR="0" simplePos="0" locked="0" layoutInCell="1" allowOverlap="1" relativeHeight="54" wp14:anchorId="3678BC1E">
               <wp:simplePos x="0" y="0"/>
               <wp:positionH relativeFrom="column">
-                <wp:posOffset>-2212975</wp:posOffset>
+                <wp:posOffset>-2211705</wp:posOffset>
               </wp:positionH>
               <wp:positionV relativeFrom="page">
-                <wp:posOffset>9320530</wp:posOffset>
+                <wp:posOffset>9319260</wp:posOffset>
               </wp:positionV>
               <wp:extent cx="2400935" cy="322580"/>
               <wp:effectExtent l="0" t="0" r="0" b="0"/>
@@ -5676,7 +5796,7 @@
         </mc:Choice>
         <mc:Fallback>
           <w:pict>
-            <v:rect id="shape_0" ID="Cuadro de texto 21" path="m0,0l-2147483645,0l-2147483645,-2147483646l0,-2147483646xe" stroked="f" o:allowincell="f" style="position:absolute;margin-left:-174.25pt;margin-top:733.85pt;width:189pt;height:25.35pt;mso-wrap-style:square;v-text-anchor:bottom;rotation:270;mso-position-vertical-relative:page" wp14:anchorId="3678BC1E">
+            <v:rect id="shape_0" ID="Cuadro de texto 21" path="m0,0l-2147483645,0l-2147483645,-2147483646l0,-2147483646xe" stroked="f" o:allowincell="f" style="position:absolute;margin-left:-174.15pt;margin-top:733.75pt;width:189pt;height:25.35pt;mso-wrap-style:square;v-text-anchor:bottom;rotation:270;mso-position-vertical-relative:page" wp14:anchorId="3678BC1E">
               <v:fill o:detectmouseclick="t" on="false"/>
               <v:stroke color="#3465a4" weight="6480" joinstyle="round" endcap="flat"/>
               <v:textbox>
@@ -5831,7 +5951,7 @@
                               <w:rFonts w:cs="UnitOT-Light"/>
                               <w:color w:themeColor="background1" w:val="FFFFFF"/>
                             </w:rPr>
-                            <w:t>5</w:t>
+                            <w:t>13</w:t>
                           </w:r>
                           <w:r>
                             <w:rPr>
@@ -5907,7 +6027,7 @@
                         <w:rFonts w:cs="UnitOT-Light"/>
                         <w:color w:themeColor="background1" w:val="FFFFFF"/>
                       </w:rPr>
-                      <w:t>5</w:t>
+                      <w:t>13</w:t>
                     </w:r>
                     <w:r>
                       <w:rPr>
@@ -5929,13 +6049,13 @@
       <mc:AlternateContent>
         <mc:Choice Requires="wps">
           <w:drawing>
-            <wp:anchor behindDoc="1" distT="8890" distB="9525" distL="10160" distR="9525" simplePos="0" locked="0" layoutInCell="1" allowOverlap="1" relativeHeight="53" wp14:anchorId="3678BC1E">
+            <wp:anchor behindDoc="1" distT="0" distB="0" distL="0" distR="0" simplePos="0" locked="0" layoutInCell="1" allowOverlap="1" relativeHeight="54" wp14:anchorId="3678BC1E">
               <wp:simplePos x="0" y="0"/>
               <wp:positionH relativeFrom="column">
-                <wp:posOffset>-2212975</wp:posOffset>
+                <wp:posOffset>-2211705</wp:posOffset>
               </wp:positionH>
               <wp:positionV relativeFrom="page">
-                <wp:posOffset>9320530</wp:posOffset>
+                <wp:posOffset>9319260</wp:posOffset>
               </wp:positionV>
               <wp:extent cx="2400935" cy="322580"/>
               <wp:effectExtent l="0" t="0" r="0" b="0"/>
@@ -5997,7 +6117,7 @@
         </mc:Choice>
         <mc:Fallback>
           <w:pict>
-            <v:rect id="shape_0" ID="Cuadro de texto 21" path="m0,0l-2147483645,0l-2147483645,-2147483646l0,-2147483646xe" stroked="f" o:allowincell="f" style="position:absolute;margin-left:-174.25pt;margin-top:733.85pt;width:189pt;height:25.35pt;mso-wrap-style:square;v-text-anchor:bottom;rotation:270;mso-position-vertical-relative:page" wp14:anchorId="3678BC1E">
+            <v:rect id="shape_0" ID="Cuadro de texto 21" path="m0,0l-2147483645,0l-2147483645,-2147483646l0,-2147483646xe" stroked="f" o:allowincell="f" style="position:absolute;margin-left:-174.15pt;margin-top:733.75pt;width:189pt;height:25.35pt;mso-wrap-style:square;v-text-anchor:bottom;rotation:270;mso-position-vertical-relative:page" wp14:anchorId="3678BC1E">
               <v:fill o:detectmouseclick="t" on="false"/>
               <v:stroke color="#3465a4" weight="6480" joinstyle="round" endcap="flat"/>
               <v:textbox>
@@ -6071,8 +6191,8 @@
       <w:tblLook w:val="04a0" w:noVBand="1" w:noHBand="0" w:lastColumn="0" w:firstColumn="1" w:lastRow="0" w:firstRow="1"/>
     </w:tblPr>
     <w:tblGrid>
-      <w:gridCol w:w="2551"/>
-      <w:gridCol w:w="3828"/>
+      <w:gridCol w:w="2550"/>
+      <w:gridCol w:w="3829"/>
       <w:gridCol w:w="1831"/>
     </w:tblGrid>
     <w:tr>
@@ -6083,7 +6203,7 @@
       </w:trPr>
       <w:tc>
         <w:tcPr>
-          <w:tcW w:w="2551" w:type="dxa"/>
+          <w:tcW w:w="2550" w:type="dxa"/>
           <w:tcBorders>
             <w:end w:val="single" w:sz="4" w:space="0" w:color="0098CD"/>
           </w:tcBorders>
@@ -6094,6 +6214,7 @@
           <w:pPr>
             <w:pStyle w:val="Header"/>
             <w:widowControl/>
+            <w:suppressAutoHyphens w:val="true"/>
             <w:spacing w:before="0" w:after="0"/>
             <w:jc w:val="center"/>
             <w:rPr>
@@ -6119,7 +6240,7 @@
       </w:tc>
       <w:tc>
         <w:tcPr>
-          <w:tcW w:w="3828" w:type="dxa"/>
+          <w:tcW w:w="3829" w:type="dxa"/>
           <w:tcBorders>
             <w:start w:val="single" w:sz="4" w:space="0" w:color="0098CD"/>
             <w:end w:val="single" w:sz="4" w:space="0" w:color="0098CD"/>
@@ -6131,6 +6252,7 @@
           <w:pPr>
             <w:pStyle w:val="Header"/>
             <w:widowControl/>
+            <w:suppressAutoHyphens w:val="true"/>
             <w:spacing w:before="0" w:after="0"/>
             <w:jc w:val="center"/>
             <w:rPr>
@@ -6167,6 +6289,7 @@
           <w:pPr>
             <w:pStyle w:val="Header"/>
             <w:widowControl/>
+            <w:suppressAutoHyphens w:val="true"/>
             <w:spacing w:before="0" w:after="0"/>
             <w:jc w:val="center"/>
             <w:rPr>
@@ -6197,7 +6320,7 @@
       </w:trPr>
       <w:tc>
         <w:tcPr>
-          <w:tcW w:w="2551" w:type="dxa"/>
+          <w:tcW w:w="2550" w:type="dxa"/>
           <w:vMerge w:val="restart"/>
           <w:tcBorders>
             <w:end w:val="single" w:sz="4" w:space="0" w:color="0098CD"/>
@@ -6209,6 +6332,7 @@
           <w:pPr>
             <w:pStyle w:val="Textocajaactividades"/>
             <w:widowControl/>
+            <w:suppressAutoHyphens w:val="true"/>
             <w:spacing w:before="0" w:after="0"/>
             <w:rPr>
               <w:rFonts w:eastAsia="Times New Roman"/>
@@ -6228,7 +6352,7 @@
       </w:tc>
       <w:tc>
         <w:tcPr>
-          <w:tcW w:w="3828" w:type="dxa"/>
+          <w:tcW w:w="3829" w:type="dxa"/>
           <w:tcBorders>
             <w:start w:val="single" w:sz="4" w:space="0" w:color="0098CD"/>
             <w:end w:val="single" w:sz="4" w:space="0" w:color="0098CD"/>
@@ -6240,6 +6364,7 @@
           <w:pPr>
             <w:pStyle w:val="Header"/>
             <w:widowControl/>
+            <w:suppressAutoHyphens w:val="true"/>
             <w:spacing w:before="0" w:after="0"/>
             <w:rPr>
               <w:sz w:val="22"/>
@@ -6264,7 +6389,7 @@
               <w:szCs w:val="22"/>
               <w:lang w:val="es-ES" w:bidi="ar-SA"/>
             </w:rPr>
-            <w:t>Macias Gonzalez</w:t>
+            <w:t>Grupo G</w:t>
           </w:r>
         </w:p>
       </w:tc>
@@ -6282,6 +6407,7 @@
           <w:pPr>
             <w:pStyle w:val="Header"/>
             <w:widowControl/>
+            <w:suppressAutoHyphens w:val="true"/>
             <w:spacing w:before="0" w:after="0"/>
             <w:jc w:val="center"/>
             <w:rPr>
@@ -6305,7 +6431,7 @@
       </w:trPr>
       <w:tc>
         <w:tcPr>
-          <w:tcW w:w="2551" w:type="dxa"/>
+          <w:tcW w:w="2550" w:type="dxa"/>
           <w:vMerge w:val="continue"/>
           <w:tcBorders>
             <w:end w:val="single" w:sz="4" w:space="0" w:color="0098CD"/>
@@ -6317,6 +6443,7 @@
           <w:pPr>
             <w:pStyle w:val="Header"/>
             <w:widowControl/>
+            <w:suppressAutoHyphens w:val="true"/>
             <w:spacing w:before="0" w:after="0"/>
             <w:rPr>
               <w:rFonts w:eastAsia="Times New Roman"/>
@@ -6335,7 +6462,7 @@
       </w:tc>
       <w:tc>
         <w:tcPr>
-          <w:tcW w:w="3828" w:type="dxa"/>
+          <w:tcW w:w="3829" w:type="dxa"/>
           <w:tcBorders>
             <w:start w:val="single" w:sz="4" w:space="0" w:color="0098CD"/>
             <w:end w:val="single" w:sz="4" w:space="0" w:color="0098CD"/>
@@ -6347,6 +6474,7 @@
           <w:pPr>
             <w:pStyle w:val="Header"/>
             <w:widowControl/>
+            <w:suppressAutoHyphens w:val="true"/>
             <w:spacing w:before="0" w:after="0"/>
             <w:rPr>
               <w:sz w:val="22"/>
@@ -6361,17 +6489,7 @@
               <w:szCs w:val="22"/>
               <w:lang w:val="es-ES" w:bidi="ar-SA"/>
             </w:rPr>
-            <w:t xml:space="preserve">Nombre: </w:t>
-          </w:r>
-          <w:r>
-            <w:rPr>
-              <w:rFonts w:eastAsia="Times New Roman"/>
-              <w:kern w:val="0"/>
-              <w:sz w:val="22"/>
-              <w:szCs w:val="22"/>
-              <w:lang w:val="es-ES" w:bidi="ar-SA"/>
-            </w:rPr>
-            <w:t>Luis Carlos</w:t>
+            <w:t>Nombre:</w:t>
           </w:r>
         </w:p>
       </w:tc>
@@ -6389,6 +6507,7 @@
           <w:pPr>
             <w:pStyle w:val="Header"/>
             <w:widowControl/>
+            <w:suppressAutoHyphens w:val="true"/>
             <w:spacing w:before="0" w:after="0"/>
             <w:rPr>
               <w:rFonts w:eastAsia="Times New Roman"/>
@@ -6438,8 +6557,8 @@
       <w:tblLook w:val="04a0" w:noVBand="1" w:noHBand="0" w:lastColumn="0" w:firstColumn="1" w:lastRow="0" w:firstRow="1"/>
     </w:tblPr>
     <w:tblGrid>
-      <w:gridCol w:w="2551"/>
-      <w:gridCol w:w="3828"/>
+      <w:gridCol w:w="2550"/>
+      <w:gridCol w:w="3829"/>
       <w:gridCol w:w="1831"/>
     </w:tblGrid>
     <w:tr>
@@ -6450,7 +6569,7 @@
       </w:trPr>
       <w:tc>
         <w:tcPr>
-          <w:tcW w:w="2551" w:type="dxa"/>
+          <w:tcW w:w="2550" w:type="dxa"/>
           <w:tcBorders>
             <w:end w:val="single" w:sz="4" w:space="0" w:color="0098CD"/>
           </w:tcBorders>
@@ -6461,6 +6580,7 @@
           <w:pPr>
             <w:pStyle w:val="Header"/>
             <w:widowControl/>
+            <w:suppressAutoHyphens w:val="true"/>
             <w:spacing w:before="0" w:after="0"/>
             <w:jc w:val="center"/>
             <w:rPr>
@@ -6486,7 +6606,7 @@
       </w:tc>
       <w:tc>
         <w:tcPr>
-          <w:tcW w:w="3828" w:type="dxa"/>
+          <w:tcW w:w="3829" w:type="dxa"/>
           <w:tcBorders>
             <w:start w:val="single" w:sz="4" w:space="0" w:color="0098CD"/>
             <w:end w:val="single" w:sz="4" w:space="0" w:color="0098CD"/>
@@ -6498,6 +6618,7 @@
           <w:pPr>
             <w:pStyle w:val="Header"/>
             <w:widowControl/>
+            <w:suppressAutoHyphens w:val="true"/>
             <w:spacing w:before="0" w:after="0"/>
             <w:jc w:val="center"/>
             <w:rPr>
@@ -6534,6 +6655,7 @@
           <w:pPr>
             <w:pStyle w:val="Header"/>
             <w:widowControl/>
+            <w:suppressAutoHyphens w:val="true"/>
             <w:spacing w:before="0" w:after="0"/>
             <w:jc w:val="center"/>
             <w:rPr>
@@ -6564,7 +6686,7 @@
       </w:trPr>
       <w:tc>
         <w:tcPr>
-          <w:tcW w:w="2551" w:type="dxa"/>
+          <w:tcW w:w="2550" w:type="dxa"/>
           <w:vMerge w:val="restart"/>
           <w:tcBorders>
             <w:end w:val="single" w:sz="4" w:space="0" w:color="0098CD"/>
@@ -6576,6 +6698,7 @@
           <w:pPr>
             <w:pStyle w:val="Textocajaactividades"/>
             <w:widowControl/>
+            <w:suppressAutoHyphens w:val="true"/>
             <w:spacing w:before="0" w:after="0"/>
             <w:rPr>
               <w:rFonts w:eastAsia="Times New Roman"/>
@@ -6595,7 +6718,7 @@
       </w:tc>
       <w:tc>
         <w:tcPr>
-          <w:tcW w:w="3828" w:type="dxa"/>
+          <w:tcW w:w="3829" w:type="dxa"/>
           <w:tcBorders>
             <w:start w:val="single" w:sz="4" w:space="0" w:color="0098CD"/>
             <w:end w:val="single" w:sz="4" w:space="0" w:color="0098CD"/>
@@ -6607,6 +6730,7 @@
           <w:pPr>
             <w:pStyle w:val="Header"/>
             <w:widowControl/>
+            <w:suppressAutoHyphens w:val="true"/>
             <w:spacing w:before="0" w:after="0"/>
             <w:rPr>
               <w:sz w:val="22"/>
@@ -6631,7 +6755,7 @@
               <w:szCs w:val="22"/>
               <w:lang w:val="es-ES" w:bidi="ar-SA"/>
             </w:rPr>
-            <w:t>Macias Gonzalez</w:t>
+            <w:t>Grupo G</w:t>
           </w:r>
         </w:p>
       </w:tc>
@@ -6649,6 +6773,7 @@
           <w:pPr>
             <w:pStyle w:val="Header"/>
             <w:widowControl/>
+            <w:suppressAutoHyphens w:val="true"/>
             <w:spacing w:before="0" w:after="0"/>
             <w:jc w:val="center"/>
             <w:rPr>
@@ -6672,7 +6797,7 @@
       </w:trPr>
       <w:tc>
         <w:tcPr>
-          <w:tcW w:w="2551" w:type="dxa"/>
+          <w:tcW w:w="2550" w:type="dxa"/>
           <w:vMerge w:val="continue"/>
           <w:tcBorders>
             <w:end w:val="single" w:sz="4" w:space="0" w:color="0098CD"/>
@@ -6684,6 +6809,7 @@
           <w:pPr>
             <w:pStyle w:val="Header"/>
             <w:widowControl/>
+            <w:suppressAutoHyphens w:val="true"/>
             <w:spacing w:before="0" w:after="0"/>
             <w:rPr>
               <w:rFonts w:eastAsia="Times New Roman"/>
@@ -6702,7 +6828,7 @@
       </w:tc>
       <w:tc>
         <w:tcPr>
-          <w:tcW w:w="3828" w:type="dxa"/>
+          <w:tcW w:w="3829" w:type="dxa"/>
           <w:tcBorders>
             <w:start w:val="single" w:sz="4" w:space="0" w:color="0098CD"/>
             <w:end w:val="single" w:sz="4" w:space="0" w:color="0098CD"/>
@@ -6714,6 +6840,7 @@
           <w:pPr>
             <w:pStyle w:val="Header"/>
             <w:widowControl/>
+            <w:suppressAutoHyphens w:val="true"/>
             <w:spacing w:before="0" w:after="0"/>
             <w:rPr>
               <w:sz w:val="22"/>
@@ -6728,17 +6855,7 @@
               <w:szCs w:val="22"/>
               <w:lang w:val="es-ES" w:bidi="ar-SA"/>
             </w:rPr>
-            <w:t xml:space="preserve">Nombre: </w:t>
-          </w:r>
-          <w:r>
-            <w:rPr>
-              <w:rFonts w:eastAsia="Times New Roman"/>
-              <w:kern w:val="0"/>
-              <w:sz w:val="22"/>
-              <w:szCs w:val="22"/>
-              <w:lang w:val="es-ES" w:bidi="ar-SA"/>
-            </w:rPr>
-            <w:t>Luis Carlos</w:t>
+            <w:t>Nombre:</w:t>
           </w:r>
         </w:p>
       </w:tc>
@@ -6756,6 +6873,7 @@
           <w:pPr>
             <w:pStyle w:val="Header"/>
             <w:widowControl/>
+            <w:suppressAutoHyphens w:val="true"/>
             <w:spacing w:before="0" w:after="0"/>
             <w:rPr>
               <w:rFonts w:eastAsia="Times New Roman"/>
@@ -6922,402 +7040,6 @@
   <w:abstractNum w:abstractNumId="2">
     <w:lvl w:ilvl="0">
       <w:start w:val="1"/>
-      <w:numFmt w:val="bullet"/>
-      <w:suff w:val="nothing"/>
-      <w:lvlText w:val=""/>
-      <w:lvlJc w:val="start"/>
-      <w:pPr>
-        <w:tabs>
-          <w:tab w:val="num" w:pos="709"/>
-        </w:tabs>
-        <w:ind w:start="709" w:hanging="0"/>
-      </w:pPr>
-      <w:rPr>
-        <w:rFonts w:ascii="Wingdings" w:hAnsi="Wingdings" w:cs="Wingdings" w:hint="default"/>
-      </w:rPr>
-    </w:lvl>
-    <w:lvl w:ilvl="1">
-      <w:start w:val="1"/>
-      <w:numFmt w:val="bullet"/>
-      <w:lvlText w:val=""/>
-      <w:lvlJc w:val="start"/>
-      <w:pPr>
-        <w:tabs>
-          <w:tab w:val="num" w:pos="1418"/>
-        </w:tabs>
-        <w:ind w:start="1418" w:hanging="283"/>
-      </w:pPr>
-      <w:rPr>
-        <w:rFonts w:ascii="Symbol" w:hAnsi="Symbol" w:cs="Symbol" w:hint="default"/>
-      </w:rPr>
-    </w:lvl>
-    <w:lvl w:ilvl="2">
-      <w:start w:val="1"/>
-      <w:numFmt w:val="bullet"/>
-      <w:lvlText w:val=""/>
-      <w:lvlJc w:val="start"/>
-      <w:pPr>
-        <w:tabs>
-          <w:tab w:val="num" w:pos="2127"/>
-        </w:tabs>
-        <w:ind w:start="2127" w:hanging="283"/>
-      </w:pPr>
-      <w:rPr>
-        <w:rFonts w:ascii="Symbol" w:hAnsi="Symbol" w:cs="Symbol" w:hint="default"/>
-      </w:rPr>
-    </w:lvl>
-    <w:lvl w:ilvl="3">
-      <w:start w:val="1"/>
-      <w:numFmt w:val="bullet"/>
-      <w:lvlText w:val=""/>
-      <w:lvlJc w:val="start"/>
-      <w:pPr>
-        <w:tabs>
-          <w:tab w:val="num" w:pos="2836"/>
-        </w:tabs>
-        <w:ind w:start="2836" w:hanging="283"/>
-      </w:pPr>
-      <w:rPr>
-        <w:rFonts w:ascii="Symbol" w:hAnsi="Symbol" w:cs="Symbol" w:hint="default"/>
-      </w:rPr>
-    </w:lvl>
-    <w:lvl w:ilvl="4">
-      <w:start w:val="1"/>
-      <w:numFmt w:val="bullet"/>
-      <w:lvlText w:val=""/>
-      <w:lvlJc w:val="start"/>
-      <w:pPr>
-        <w:tabs>
-          <w:tab w:val="num" w:pos="3545"/>
-        </w:tabs>
-        <w:ind w:start="3545" w:hanging="283"/>
-      </w:pPr>
-      <w:rPr>
-        <w:rFonts w:ascii="Symbol" w:hAnsi="Symbol" w:cs="Symbol" w:hint="default"/>
-      </w:rPr>
-    </w:lvl>
-    <w:lvl w:ilvl="5">
-      <w:start w:val="1"/>
-      <w:numFmt w:val="bullet"/>
-      <w:lvlText w:val=""/>
-      <w:lvlJc w:val="start"/>
-      <w:pPr>
-        <w:tabs>
-          <w:tab w:val="num" w:pos="4254"/>
-        </w:tabs>
-        <w:ind w:start="4254" w:hanging="283"/>
-      </w:pPr>
-      <w:rPr>
-        <w:rFonts w:ascii="Symbol" w:hAnsi="Symbol" w:cs="Symbol" w:hint="default"/>
-      </w:rPr>
-    </w:lvl>
-    <w:lvl w:ilvl="6">
-      <w:start w:val="1"/>
-      <w:numFmt w:val="bullet"/>
-      <w:lvlText w:val=""/>
-      <w:lvlJc w:val="start"/>
-      <w:pPr>
-        <w:tabs>
-          <w:tab w:val="num" w:pos="4963"/>
-        </w:tabs>
-        <w:ind w:start="4963" w:hanging="283"/>
-      </w:pPr>
-      <w:rPr>
-        <w:rFonts w:ascii="Symbol" w:hAnsi="Symbol" w:cs="Symbol" w:hint="default"/>
-      </w:rPr>
-    </w:lvl>
-    <w:lvl w:ilvl="7">
-      <w:start w:val="1"/>
-      <w:numFmt w:val="bullet"/>
-      <w:lvlText w:val=""/>
-      <w:lvlJc w:val="start"/>
-      <w:pPr>
-        <w:tabs>
-          <w:tab w:val="num" w:pos="5672"/>
-        </w:tabs>
-        <w:ind w:start="5672" w:hanging="283"/>
-      </w:pPr>
-      <w:rPr>
-        <w:rFonts w:ascii="Symbol" w:hAnsi="Symbol" w:cs="Symbol" w:hint="default"/>
-      </w:rPr>
-    </w:lvl>
-    <w:lvl w:ilvl="8">
-      <w:start w:val="1"/>
-      <w:numFmt w:val="bullet"/>
-      <w:lvlText w:val=""/>
-      <w:lvlJc w:val="start"/>
-      <w:pPr>
-        <w:tabs>
-          <w:tab w:val="num" w:pos="6381"/>
-        </w:tabs>
-        <w:ind w:start="6381" w:hanging="283"/>
-      </w:pPr>
-      <w:rPr>
-        <w:rFonts w:ascii="Symbol" w:hAnsi="Symbol" w:cs="Symbol" w:hint="default"/>
-      </w:rPr>
-    </w:lvl>
-  </w:abstractNum>
-  <w:abstractNum w:abstractNumId="3">
-    <w:lvl w:ilvl="0">
-      <w:start w:val="1"/>
-      <w:numFmt w:val="bullet"/>
-      <w:suff w:val="nothing"/>
-      <w:lvlText w:val=""/>
-      <w:lvlJc w:val="start"/>
-      <w:pPr>
-        <w:tabs>
-          <w:tab w:val="num" w:pos="709"/>
-        </w:tabs>
-        <w:ind w:start="709" w:hanging="0"/>
-      </w:pPr>
-      <w:rPr>
-        <w:rFonts w:ascii="Wingdings" w:hAnsi="Wingdings" w:cs="Wingdings" w:hint="default"/>
-      </w:rPr>
-    </w:lvl>
-    <w:lvl w:ilvl="1">
-      <w:start w:val="1"/>
-      <w:numFmt w:val="bullet"/>
-      <w:lvlText w:val=""/>
-      <w:lvlJc w:val="start"/>
-      <w:pPr>
-        <w:tabs>
-          <w:tab w:val="num" w:pos="1418"/>
-        </w:tabs>
-        <w:ind w:start="1418" w:hanging="283"/>
-      </w:pPr>
-      <w:rPr>
-        <w:rFonts w:ascii="Symbol" w:hAnsi="Symbol" w:cs="Symbol" w:hint="default"/>
-      </w:rPr>
-    </w:lvl>
-    <w:lvl w:ilvl="2">
-      <w:start w:val="1"/>
-      <w:numFmt w:val="bullet"/>
-      <w:lvlText w:val=""/>
-      <w:lvlJc w:val="start"/>
-      <w:pPr>
-        <w:tabs>
-          <w:tab w:val="num" w:pos="2127"/>
-        </w:tabs>
-        <w:ind w:start="2127" w:hanging="283"/>
-      </w:pPr>
-      <w:rPr>
-        <w:rFonts w:ascii="Symbol" w:hAnsi="Symbol" w:cs="Symbol" w:hint="default"/>
-      </w:rPr>
-    </w:lvl>
-    <w:lvl w:ilvl="3">
-      <w:start w:val="1"/>
-      <w:numFmt w:val="bullet"/>
-      <w:lvlText w:val=""/>
-      <w:lvlJc w:val="start"/>
-      <w:pPr>
-        <w:tabs>
-          <w:tab w:val="num" w:pos="2836"/>
-        </w:tabs>
-        <w:ind w:start="2836" w:hanging="283"/>
-      </w:pPr>
-      <w:rPr>
-        <w:rFonts w:ascii="Symbol" w:hAnsi="Symbol" w:cs="Symbol" w:hint="default"/>
-      </w:rPr>
-    </w:lvl>
-    <w:lvl w:ilvl="4">
-      <w:start w:val="1"/>
-      <w:numFmt w:val="bullet"/>
-      <w:lvlText w:val=""/>
-      <w:lvlJc w:val="start"/>
-      <w:pPr>
-        <w:tabs>
-          <w:tab w:val="num" w:pos="3545"/>
-        </w:tabs>
-        <w:ind w:start="3545" w:hanging="283"/>
-      </w:pPr>
-      <w:rPr>
-        <w:rFonts w:ascii="Symbol" w:hAnsi="Symbol" w:cs="Symbol" w:hint="default"/>
-      </w:rPr>
-    </w:lvl>
-    <w:lvl w:ilvl="5">
-      <w:start w:val="1"/>
-      <w:numFmt w:val="bullet"/>
-      <w:lvlText w:val=""/>
-      <w:lvlJc w:val="start"/>
-      <w:pPr>
-        <w:tabs>
-          <w:tab w:val="num" w:pos="4254"/>
-        </w:tabs>
-        <w:ind w:start="4254" w:hanging="283"/>
-      </w:pPr>
-      <w:rPr>
-        <w:rFonts w:ascii="Symbol" w:hAnsi="Symbol" w:cs="Symbol" w:hint="default"/>
-      </w:rPr>
-    </w:lvl>
-    <w:lvl w:ilvl="6">
-      <w:start w:val="1"/>
-      <w:numFmt w:val="bullet"/>
-      <w:lvlText w:val=""/>
-      <w:lvlJc w:val="start"/>
-      <w:pPr>
-        <w:tabs>
-          <w:tab w:val="num" w:pos="4963"/>
-        </w:tabs>
-        <w:ind w:start="4963" w:hanging="283"/>
-      </w:pPr>
-      <w:rPr>
-        <w:rFonts w:ascii="Symbol" w:hAnsi="Symbol" w:cs="Symbol" w:hint="default"/>
-      </w:rPr>
-    </w:lvl>
-    <w:lvl w:ilvl="7">
-      <w:start w:val="1"/>
-      <w:numFmt w:val="bullet"/>
-      <w:lvlText w:val=""/>
-      <w:lvlJc w:val="start"/>
-      <w:pPr>
-        <w:tabs>
-          <w:tab w:val="num" w:pos="5672"/>
-        </w:tabs>
-        <w:ind w:start="5672" w:hanging="283"/>
-      </w:pPr>
-      <w:rPr>
-        <w:rFonts w:ascii="Symbol" w:hAnsi="Symbol" w:cs="Symbol" w:hint="default"/>
-      </w:rPr>
-    </w:lvl>
-    <w:lvl w:ilvl="8">
-      <w:start w:val="1"/>
-      <w:numFmt w:val="bullet"/>
-      <w:lvlText w:val=""/>
-      <w:lvlJc w:val="start"/>
-      <w:pPr>
-        <w:tabs>
-          <w:tab w:val="num" w:pos="6381"/>
-        </w:tabs>
-        <w:ind w:start="6381" w:hanging="283"/>
-      </w:pPr>
-      <w:rPr>
-        <w:rFonts w:ascii="Symbol" w:hAnsi="Symbol" w:cs="Symbol" w:hint="default"/>
-      </w:rPr>
-    </w:lvl>
-  </w:abstractNum>
-  <w:abstractNum w:abstractNumId="4">
-    <w:lvl w:ilvl="0">
-      <w:start w:val="1"/>
-      <w:numFmt w:val="decimal"/>
-      <w:suff w:val="nothing"/>
-      <w:lvlText w:val="%1."/>
-      <w:lvlJc w:val="start"/>
-      <w:pPr>
-        <w:tabs>
-          <w:tab w:val="num" w:pos="709"/>
-        </w:tabs>
-        <w:ind w:start="709" w:hanging="0"/>
-      </w:pPr>
-      <w:rPr/>
-    </w:lvl>
-    <w:lvl w:ilvl="1">
-      <w:start w:val="1"/>
-      <w:numFmt w:val="decimal"/>
-      <w:lvlText w:val="%2."/>
-      <w:lvlJc w:val="start"/>
-      <w:pPr>
-        <w:tabs>
-          <w:tab w:val="num" w:pos="1418"/>
-        </w:tabs>
-        <w:ind w:start="1418" w:hanging="283"/>
-      </w:pPr>
-      <w:rPr/>
-    </w:lvl>
-    <w:lvl w:ilvl="2">
-      <w:start w:val="1"/>
-      <w:numFmt w:val="decimal"/>
-      <w:lvlText w:val="%3."/>
-      <w:lvlJc w:val="start"/>
-      <w:pPr>
-        <w:tabs>
-          <w:tab w:val="num" w:pos="2127"/>
-        </w:tabs>
-        <w:ind w:start="2127" w:hanging="283"/>
-      </w:pPr>
-      <w:rPr/>
-    </w:lvl>
-    <w:lvl w:ilvl="3">
-      <w:start w:val="1"/>
-      <w:numFmt w:val="decimal"/>
-      <w:lvlText w:val="%4."/>
-      <w:lvlJc w:val="start"/>
-      <w:pPr>
-        <w:tabs>
-          <w:tab w:val="num" w:pos="2836"/>
-        </w:tabs>
-        <w:ind w:start="2836" w:hanging="283"/>
-      </w:pPr>
-      <w:rPr/>
-    </w:lvl>
-    <w:lvl w:ilvl="4">
-      <w:start w:val="1"/>
-      <w:numFmt w:val="decimal"/>
-      <w:lvlText w:val="%5."/>
-      <w:lvlJc w:val="start"/>
-      <w:pPr>
-        <w:tabs>
-          <w:tab w:val="num" w:pos="3545"/>
-        </w:tabs>
-        <w:ind w:start="3545" w:hanging="283"/>
-      </w:pPr>
-      <w:rPr/>
-    </w:lvl>
-    <w:lvl w:ilvl="5">
-      <w:start w:val="1"/>
-      <w:numFmt w:val="decimal"/>
-      <w:lvlText w:val="%6."/>
-      <w:lvlJc w:val="start"/>
-      <w:pPr>
-        <w:tabs>
-          <w:tab w:val="num" w:pos="4254"/>
-        </w:tabs>
-        <w:ind w:start="4254" w:hanging="283"/>
-      </w:pPr>
-      <w:rPr/>
-    </w:lvl>
-    <w:lvl w:ilvl="6">
-      <w:start w:val="1"/>
-      <w:numFmt w:val="decimal"/>
-      <w:lvlText w:val="%7."/>
-      <w:lvlJc w:val="start"/>
-      <w:pPr>
-        <w:tabs>
-          <w:tab w:val="num" w:pos="4963"/>
-        </w:tabs>
-        <w:ind w:start="4963" w:hanging="283"/>
-      </w:pPr>
-      <w:rPr/>
-    </w:lvl>
-    <w:lvl w:ilvl="7">
-      <w:start w:val="1"/>
-      <w:numFmt w:val="decimal"/>
-      <w:lvlText w:val="%8."/>
-      <w:lvlJc w:val="start"/>
-      <w:pPr>
-        <w:tabs>
-          <w:tab w:val="num" w:pos="5672"/>
-        </w:tabs>
-        <w:ind w:start="5672" w:hanging="283"/>
-      </w:pPr>
-      <w:rPr/>
-    </w:lvl>
-    <w:lvl w:ilvl="8">
-      <w:start w:val="1"/>
-      <w:numFmt w:val="decimal"/>
-      <w:lvlText w:val="%9."/>
-      <w:lvlJc w:val="start"/>
-      <w:pPr>
-        <w:tabs>
-          <w:tab w:val="num" w:pos="6381"/>
-        </w:tabs>
-        <w:ind w:start="6381" w:hanging="283"/>
-      </w:pPr>
-      <w:rPr/>
-    </w:lvl>
-  </w:abstractNum>
-  <w:abstractNum w:abstractNumId="5">
-    <w:lvl w:ilvl="0">
-      <w:start w:val="1"/>
       <w:numFmt w:val="none"/>
       <w:suff w:val="nothing"/>
       <w:lvlText w:val=""/>
@@ -7439,15 +7161,6 @@
   </w:num>
   <w:num w:numId="2">
     <w:abstractNumId w:val="2"/>
-  </w:num>
-  <w:num w:numId="3">
-    <w:abstractNumId w:val="3"/>
-  </w:num>
-  <w:num w:numId="4">
-    <w:abstractNumId w:val="4"/>
-  </w:num>
-  <w:num w:numId="5">
-    <w:abstractNumId w:val="5"/>
   </w:num>
 </w:numbering>
 </file>
@@ -7457,7 +7170,7 @@
   <w:docDefaults>
     <w:rPrDefault>
       <w:rPr>
-        <w:rFonts w:ascii="Calibri" w:hAnsi="Calibri" w:eastAsia="Times New Roman" w:cs="Arial" w:asciiTheme="minorHAnsi" w:cstheme="minorBidi" w:hAnsiTheme="minorHAnsi"/>
+        <w:rFonts w:ascii="Calibri" w:hAnsi="Calibri" w:eastAsia="Times New Roman" w:cs="" w:asciiTheme="minorHAnsi" w:cstheme="minorBidi" w:hAnsiTheme="minorHAnsi"/>
         <w:sz w:val="22"/>
         <w:szCs w:val="22"/>
         <w:lang w:val="es-ES" w:eastAsia="en-US" w:bidi="ar-SA"/>
@@ -7853,17 +7566,18 @@
     <w:rsid w:val="00e7167d"/>
     <w:pPr>
       <w:widowControl/>
+      <w:suppressAutoHyphens w:val="true"/>
       <w:bidi w:val="0"/>
       <w:spacing w:lineRule="auto" w:line="360" w:before="0" w:after="0"/>
       <w:jc w:val="both"/>
     </w:pPr>
     <w:rPr>
-      <w:rFonts w:ascii="Calibri" w:hAnsi="Calibri" w:cs="Times New Roman" w:eastAsia="Times New Roman"/>
+      <w:rFonts w:ascii="Calibri" w:hAnsi="Calibri" w:eastAsia="Times New Roman" w:cs="Times New Roman"/>
       <w:color w:val="333333"/>
       <w:kern w:val="0"/>
       <w:sz w:val="24"/>
       <w:szCs w:val="24"/>
-      <w:lang w:eastAsia="es-ES" w:val="es-ES" w:bidi="ar-SA"/>
+      <w:lang w:val="es-ES" w:eastAsia="es-ES" w:bidi="ar-SA"/>
     </w:rPr>
   </w:style>
   <w:style w:type="paragraph" w:styleId="Heading1">
@@ -7878,18 +7592,19 @@
       <w:keepNext w:val="true"/>
       <w:keepLines/>
       <w:widowControl/>
+      <w:suppressAutoHyphens w:val="true"/>
       <w:bidi w:val="0"/>
       <w:spacing w:lineRule="auto" w:line="360" w:before="0" w:after="200"/>
       <w:jc w:val="start"/>
       <w:outlineLvl w:val="0"/>
     </w:pPr>
     <w:rPr>
-      <w:rFonts w:ascii="Georgia" w:hAnsi="Georgia" w:eastAsia="宋体" w:cs="Times New Roman" w:cstheme="majorBidi" w:eastAsiaTheme="majorEastAsia"/>
+      <w:rFonts w:ascii="Georgia" w:hAnsi="Georgia" w:eastAsia="" w:cs="" w:cstheme="majorBidi" w:eastAsiaTheme="majorEastAsia"/>
       <w:color w:val="auto"/>
       <w:kern w:val="0"/>
       <w:sz w:val="51"/>
       <w:szCs w:val="32"/>
-      <w:lang w:eastAsia="es-ES" w:val="es-ES" w:bidi="ar-SA"/>
+      <w:lang w:val="es-ES" w:eastAsia="es-ES" w:bidi="ar-SA"/>
     </w:rPr>
   </w:style>
   <w:style w:type="paragraph" w:styleId="Heading2">
@@ -7908,7 +7623,7 @@
       <w:outlineLvl w:val="1"/>
     </w:pPr>
     <w:rPr>
-      <w:rFonts w:ascii="Calibri Light" w:hAnsi="Calibri Light" w:eastAsia="宋体" w:cs="Times New Roman" w:asciiTheme="majorHAnsi" w:cstheme="majorBidi" w:eastAsiaTheme="majorEastAsia" w:hAnsiTheme="majorHAnsi"/>
+      <w:rFonts w:ascii="Calibri Light" w:hAnsi="Calibri Light" w:eastAsia="" w:cs="" w:asciiTheme="majorHAnsi" w:cstheme="majorBidi" w:eastAsiaTheme="majorEastAsia" w:hAnsiTheme="majorHAnsi"/>
       <w:color w:themeColor="accent1" w:themeShade="bf" w:val="2E74B5"/>
       <w:sz w:val="26"/>
       <w:szCs w:val="26"/>
@@ -7944,7 +7659,7 @@
     <w:qFormat/>
     <w:rsid w:val="00d511bc"/>
     <w:rPr>
-      <w:rFonts w:ascii="Georgia" w:hAnsi="Georgia" w:eastAsia="宋体" w:cs="Times New Roman" w:cstheme="majorBidi" w:eastAsiaTheme="majorEastAsia"/>
+      <w:rFonts w:ascii="Georgia" w:hAnsi="Georgia" w:eastAsia="" w:cs="" w:cstheme="majorBidi" w:eastAsiaTheme="majorEastAsia"/>
       <w:sz w:val="51"/>
       <w:szCs w:val="32"/>
       <w:lang w:eastAsia="es-ES"/>
@@ -7959,7 +7674,7 @@
     <w:qFormat/>
     <w:rsid w:val="00d511bc"/>
     <w:rPr>
-      <w:rFonts w:ascii="Calibri Light" w:hAnsi="Calibri Light" w:eastAsia="宋体" w:cs="Times New Roman" w:asciiTheme="majorHAnsi" w:cstheme="majorBidi" w:eastAsiaTheme="majorEastAsia" w:hAnsiTheme="majorHAnsi"/>
+      <w:rFonts w:ascii="Calibri Light" w:hAnsi="Calibri Light" w:eastAsia="" w:cs="" w:asciiTheme="majorHAnsi" w:cstheme="majorBidi" w:eastAsiaTheme="majorEastAsia" w:hAnsiTheme="majorHAnsi"/>
       <w:color w:themeColor="accent1" w:themeShade="bf" w:val="2E74B5"/>
       <w:sz w:val="26"/>
       <w:szCs w:val="26"/>
@@ -8656,7 +8371,7 @@
       <w:jc w:val="start"/>
     </w:pPr>
     <w:rPr>
-      <w:rFonts w:ascii="Consolas" w:hAnsi="Consolas" w:cs="Arial" w:cstheme="minorBidi"/>
+      <w:rFonts w:ascii="Consolas" w:hAnsi="Consolas" w:cs="" w:cstheme="minorBidi"/>
       <w:color w:val="auto"/>
       <w:sz w:val="22"/>
       <w:szCs w:val="22"/>
@@ -8711,6 +8426,13 @@
   </w:style>
   <w:style w:type="paragraph" w:styleId="FrameContents">
     <w:name w:val="Frame Contents"/>
+    <w:basedOn w:val="Normal"/>
+    <w:qFormat/>
+    <w:pPr/>
+    <w:rPr/>
+  </w:style>
+  <w:style w:type="paragraph" w:styleId="FrameContentsuser">
+    <w:name w:val="Frame Contents (user)"/>
     <w:basedOn w:val="Normal"/>
     <w:qFormat/>
     <w:pPr/>
